--- a/courts/sixth-circuit/ohio/federal/southern-district/complaint/usage/OUTPUT-complaint.docx
+++ b/courts/sixth-circuit/ohio/federal/southern-district/complaint/usage/OUTPUT-complaint.docx
@@ -87,7 +87,6 @@
               <w:right w:val="single" w:sz="6" w:space="0" w:color="000000"/>
             </w:tcBorders>
             <w:tcMar>
-              <w:bottom w:w="185" w:type="dxa"/>
               <w:right w:w="200" w:type="dxa"/>
             </w:tcMar>
           </w:tcPr>
@@ -817,7 +816,7 @@
           </w:p>
           <w:p>
             <w:pPr>
-              <w:spacing w:before="0" w:after="0" w:line="276" w:lineRule="exact"/>
+              <w:spacing w:before="0" w:after="185" w:line="276" w:lineRule="exact"/>
               <w:ind w:left="0" w:firstLine="0"/>
               <w:jc w:val="left"/>
             </w:pPr>
